--- a/Module-4/session-2.docx
+++ b/Module-4/session-2.docx
@@ -2,6 +2,93 @@
 <file path=word/document.xml><?xml version="1.0" encoding="utf-8"?>
 <w:document xmlns:wpc="http://schemas.microsoft.com/office/word/2010/wordprocessingCanvas" xmlns:mc="http://schemas.openxmlformats.org/markup-compatibility/2006" xmlns:o="urn:schemas-microsoft-com:office:office" xmlns:r="http://schemas.openxmlformats.org/officeDocument/2006/relationships" xmlns:m="http://schemas.openxmlformats.org/officeDocument/2006/math" xmlns:v="urn:schemas-microsoft-com:vml" xmlns:wp14="http://schemas.microsoft.com/office/word/2010/wordprocessingDrawing" xmlns:wp="http://schemas.openxmlformats.org/drawingml/2006/wordprocessingDrawing" xmlns:w10="urn:schemas-microsoft-com:office:word" xmlns:w="http://schemas.openxmlformats.org/wordprocessingml/2006/main" xmlns:w14="http://schemas.microsoft.com/office/word/2010/wordml" xmlns:w15="http://schemas.microsoft.com/office/word/2012/wordml" xmlns:wpg="http://schemas.microsoft.com/office/word/2010/wordprocessingGroup" xmlns:wpi="http://schemas.microsoft.com/office/word/2010/wordprocessingInk" xmlns:wne="http://schemas.microsoft.com/office/word/2006/wordml" xmlns:wps="http://schemas.microsoft.com/office/word/2010/wordprocessingShape" mc:Ignorable="w14 w15 wp14">
   <w:body>
+    <w:p/>
+    <w:p>
+      <w:pPr>
+        <w:rPr>
+          <w:rFonts w:eastAsia="Times New Roman" w:cs="Times New Roman"/>
+          <w:color w:val="000000" w:themeColor="text1"/>
+          <w:sz w:val="36"/>
+          <w:szCs w:val="36"/>
+          <w:lang w:bidi="hi-IN"/>
+        </w:rPr>
+      </w:pPr>
+      <w:r>
+        <w:rPr>
+          <w:rStyle w:val="fw-semibold"/>
+          <w:rFonts w:ascii="Segoe UI" w:eastAsia="Times New Roman" w:hAnsi="Segoe UI" w:cs="Segoe UI"/>
+          <w:b/>
+          <w:bCs/>
+          <w:color w:val="000000" w:themeColor="text1"/>
+          <w:shd w:val="clear" w:color="auto" w:fill="FFFFFF"/>
+          <w:lang w:bidi="hi-IN"/>
+        </w:rPr>
+        <w:t>1).</w:t>
+      </w:r>
+    </w:p>
+    <w:p>
+      <w:pPr>
+        <w:shd w:val="clear" w:color="auto" w:fill="FFFFFF"/>
+        <w:rPr>
+          <w:rFonts w:ascii="Segoe UI" w:eastAsia="Times New Roman" w:hAnsi="Segoe UI" w:cs="Segoe UI"/>
+          <w:color w:val="000000" w:themeColor="text1"/>
+          <w:sz w:val="20"/>
+          <w:szCs w:val="20"/>
+          <w:lang w:bidi="hi-IN"/>
+        </w:rPr>
+      </w:pPr>
+      <w:r>
+        <w:rPr>
+          <w:rFonts w:ascii="Segoe UI" w:eastAsia="Times New Roman" w:hAnsi="Segoe UI" w:cs="Segoe UI"/>
+          <w:color w:val="000000" w:themeColor="text1"/>
+          <w:sz w:val="20"/>
+          <w:szCs w:val="20"/>
+          <w:lang w:bidi="hi-IN"/>
+        </w:rPr>
+        <w:t>Open MySQL Workbench or CLI and write a CREATE TABLE statement to create a table called 'restaurants' with columns: id (INT, primary key, auto-increment), name (</w:t>
+      </w:r>
+      <w:proofErr w:type="gramStart"/>
+      <w:r>
+        <w:rPr>
+          <w:rFonts w:ascii="Segoe UI" w:eastAsia="Times New Roman" w:hAnsi="Segoe UI" w:cs="Segoe UI"/>
+          <w:color w:val="000000" w:themeColor="text1"/>
+          <w:sz w:val="20"/>
+          <w:szCs w:val="20"/>
+          <w:lang w:bidi="hi-IN"/>
+        </w:rPr>
+        <w:t>VARCHAR(</w:t>
+      </w:r>
+      <w:proofErr w:type="gramEnd"/>
+      <w:r>
+        <w:rPr>
+          <w:rFonts w:ascii="Segoe UI" w:eastAsia="Times New Roman" w:hAnsi="Segoe UI" w:cs="Segoe UI"/>
+          <w:color w:val="000000" w:themeColor="text1"/>
+          <w:sz w:val="20"/>
+          <w:szCs w:val="20"/>
+          <w:lang w:bidi="hi-IN"/>
+        </w:rPr>
+        <w:t>100)), location (VARCHAR(100)), and rating (DECIMAL(2,1)).</w:t>
+      </w:r>
+    </w:p>
+    <w:p>
+      <w:pPr>
+        <w:rPr>
+          <w:b/>
+          <w:bCs/>
+          <w:sz w:val="28"/>
+          <w:szCs w:val="28"/>
+        </w:rPr>
+      </w:pPr>
+      <w:r>
+        <w:rPr>
+          <w:b/>
+          <w:bCs/>
+          <w:sz w:val="28"/>
+          <w:szCs w:val="28"/>
+        </w:rPr>
+        <w:t>Query:-</w:t>
+      </w:r>
+    </w:p>
     <w:p>
       <w:r>
         <w:t>CREATE TABLE restaurants (</w:t>
@@ -65,7 +152,32 @@
       </w:r>
     </w:p>
     <w:p>
-      <w:r>
+      <w:pPr>
+        <w:rPr>
+          <w:b/>
+          <w:bCs/>
+          <w:sz w:val="28"/>
+          <w:szCs w:val="28"/>
+        </w:rPr>
+      </w:pPr>
+      <w:bookmarkStart w:id="0" w:name="_GoBack"/>
+      <w:r>
+        <w:rPr>
+          <w:b/>
+          <w:bCs/>
+          <w:sz w:val="28"/>
+          <w:szCs w:val="28"/>
+        </w:rPr>
+        <w:t>Output:-</w:t>
+      </w:r>
+    </w:p>
+    <w:bookmarkEnd w:id="0"/>
+    <w:p>
+      <w:r>
+        <w:rPr>
+          <w:noProof/>
+          <w:lang w:eastAsia="en-IN" w:bidi="hi-IN"/>
+        </w:rPr>
         <w:drawing>
           <wp:inline distT="0" distB="0" distL="0" distR="0" wp14:anchorId="0A9FB873" wp14:editId="548FD7D5">
             <wp:extent cx="1943371" cy="485843"/>
@@ -105,6 +217,83 @@
     </w:p>
     <w:p>
       <w:r>
+        <w:t>2).</w:t>
+      </w:r>
+    </w:p>
+    <w:p>
+      <w:r>
+        <w:t>Use the ALTER TABLE command in MySQL to add a new column ‘</w:t>
+      </w:r>
+      <w:proofErr w:type="spellStart"/>
+      <w:r>
+        <w:t>average_cost</w:t>
+      </w:r>
+      <w:proofErr w:type="spellEnd"/>
+      <w:r>
+        <w:t>’ (INT) to your ‘restaurants’ table.&lt;</w:t>
+      </w:r>
+      <w:proofErr w:type="spellStart"/>
+      <w:r>
+        <w:t>br</w:t>
+      </w:r>
+      <w:proofErr w:type="spellEnd"/>
+      <w:r>
+        <w:t>&gt;&lt;</w:t>
+      </w:r>
+      <w:proofErr w:type="spellStart"/>
+      <w:r>
+        <w:t>br</w:t>
+      </w:r>
+      <w:proofErr w:type="spellEnd"/>
+      <w:r>
+        <w:t>&gt;&lt;</w:t>
+      </w:r>
+      <w:proofErr w:type="spellStart"/>
+      <w:r>
+        <w:t>em</w:t>
+      </w:r>
+      <w:proofErr w:type="spellEnd"/>
+      <w:r>
+        <w:t xml:space="preserve">&gt;&lt;strong&gt;Hint:&lt;/strong&gt; Remember to specify the data type when </w:t>
+      </w:r>
+      <w:proofErr w:type="gramStart"/>
+      <w:r>
+        <w:t>adding</w:t>
+      </w:r>
+      <w:proofErr w:type="gramEnd"/>
+      <w:r>
+        <w:t xml:space="preserve"> a new column.&lt;/</w:t>
+      </w:r>
+      <w:proofErr w:type="spellStart"/>
+      <w:r>
+        <w:t>em</w:t>
+      </w:r>
+      <w:proofErr w:type="spellEnd"/>
+      <w:r>
+        <w:t>&gt;</w:t>
+      </w:r>
+    </w:p>
+    <w:p>
+      <w:pPr>
+        <w:rPr>
+          <w:b/>
+          <w:bCs/>
+          <w:sz w:val="28"/>
+          <w:szCs w:val="28"/>
+        </w:rPr>
+      </w:pPr>
+      <w:r>
+        <w:rPr>
+          <w:b/>
+          <w:bCs/>
+          <w:sz w:val="28"/>
+          <w:szCs w:val="28"/>
+        </w:rPr>
+        <w:t>Query:-</w:t>
+      </w:r>
+    </w:p>
+    <w:p>
+      <w:r>
         <w:t>ALTER TABLE restaurants</w:t>
       </w:r>
     </w:p>
@@ -135,7 +324,33 @@
       </w:r>
     </w:p>
     <w:p>
-      <w:r>
+      <w:pPr>
+        <w:rPr>
+          <w:b/>
+          <w:bCs/>
+          <w:sz w:val="28"/>
+          <w:szCs w:val="28"/>
+        </w:rPr>
+      </w:pPr>
+      <w:r>
+        <w:t xml:space="preserve"> </w:t>
+      </w:r>
+      <w:r>
+        <w:rPr>
+          <w:b/>
+          <w:bCs/>
+          <w:sz w:val="28"/>
+          <w:szCs w:val="28"/>
+        </w:rPr>
+        <w:t>Output:-</w:t>
+      </w:r>
+    </w:p>
+    <w:p>
+      <w:r>
+        <w:rPr>
+          <w:noProof/>
+          <w:lang w:eastAsia="en-IN" w:bidi="hi-IN"/>
+        </w:rPr>
         <w:drawing>
           <wp:inline distT="0" distB="0" distL="0" distR="0" wp14:anchorId="2CAA529D" wp14:editId="58BA8D70">
             <wp:extent cx="3162741" cy="809738"/>
@@ -174,12 +389,83 @@
       </w:r>
     </w:p>
     <w:p>
+      <w:pPr>
+        <w:rPr>
+          <w:rFonts w:eastAsia="Times New Roman"/>
+          <w:sz w:val="24"/>
+          <w:szCs w:val="24"/>
+          <w:lang w:bidi="hi-IN"/>
+        </w:rPr>
+      </w:pPr>
+      <w:r>
+        <w:rPr>
+          <w:rStyle w:val="fw-semibold"/>
+          <w:rFonts w:ascii="Segoe UI" w:eastAsia="Times New Roman" w:hAnsi="Segoe UI" w:cs="Segoe UI"/>
+          <w:b/>
+          <w:bCs/>
+          <w:color w:val="3577F1"/>
+          <w:sz w:val="17"/>
+          <w:szCs w:val="17"/>
+          <w:shd w:val="clear" w:color="auto" w:fill="FFFFFF"/>
+          <w:lang w:bidi="hi-IN"/>
+        </w:rPr>
+        <w:t>3).</w:t>
+      </w:r>
+    </w:p>
+    <w:p>
+      <w:pPr>
+        <w:shd w:val="clear" w:color="auto" w:fill="FFFFFF"/>
+        <w:rPr>
+          <w:rFonts w:ascii="Segoe UI" w:eastAsia="Times New Roman" w:hAnsi="Segoe UI" w:cs="Segoe UI"/>
+          <w:color w:val="000000" w:themeColor="text1"/>
+          <w:lang w:bidi="hi-IN"/>
+        </w:rPr>
+      </w:pPr>
+      <w:r>
+        <w:rPr>
+          <w:rFonts w:ascii="Segoe UI" w:eastAsia="Times New Roman" w:hAnsi="Segoe UI" w:cs="Segoe UI"/>
+          <w:color w:val="000000" w:themeColor="text1"/>
+          <w:lang w:bidi="hi-IN"/>
+        </w:rPr>
+        <w:t>Write a SQL statement to DROP the 'restaurants' table you created earlier. Double-check your command before running it to avoid accidental data loss.</w:t>
+      </w:r>
+    </w:p>
+    <w:p>
+      <w:r>
+        <w:t>Query:-</w:t>
+      </w:r>
+    </w:p>
+    <w:p>
       <w:r>
         <w:t>DROP TABLE restaurants;</w:t>
       </w:r>
     </w:p>
     <w:p>
-      <w:r>
+      <w:pPr>
+        <w:rPr>
+          <w:b/>
+          <w:bCs/>
+          <w:sz w:val="28"/>
+          <w:szCs w:val="28"/>
+        </w:rPr>
+      </w:pPr>
+      <w:r>
+        <w:rPr>
+          <w:b/>
+          <w:bCs/>
+          <w:sz w:val="28"/>
+          <w:szCs w:val="28"/>
+        </w:rPr>
+        <w:lastRenderedPageBreak/>
+        <w:t>Output:-</w:t>
+      </w:r>
+    </w:p>
+    <w:p>
+      <w:r>
+        <w:rPr>
+          <w:noProof/>
+          <w:lang w:eastAsia="en-IN" w:bidi="hi-IN"/>
+        </w:rPr>
         <w:drawing>
           <wp:inline distT="0" distB="0" distL="0" distR="0" wp14:anchorId="312A451C" wp14:editId="3ED4F40B">
             <wp:extent cx="2019582" cy="495369"/>
@@ -218,6 +504,182 @@
       </w:r>
     </w:p>
     <w:p>
+      <w:pPr>
+        <w:rPr>
+          <w:rFonts w:eastAsia="Times New Roman"/>
+          <w:color w:val="000000" w:themeColor="text1"/>
+          <w:sz w:val="36"/>
+          <w:szCs w:val="36"/>
+          <w:lang w:bidi="hi-IN"/>
+        </w:rPr>
+      </w:pPr>
+      <w:r>
+        <w:rPr>
+          <w:rStyle w:val="fw-semibold"/>
+          <w:rFonts w:ascii="Segoe UI" w:eastAsia="Times New Roman" w:hAnsi="Segoe UI" w:cs="Segoe UI"/>
+          <w:b/>
+          <w:bCs/>
+          <w:color w:val="000000" w:themeColor="text1"/>
+          <w:sz w:val="24"/>
+          <w:szCs w:val="24"/>
+          <w:shd w:val="clear" w:color="auto" w:fill="FFFFFF"/>
+          <w:lang w:bidi="hi-IN"/>
+        </w:rPr>
+        <w:t>4.</w:t>
+      </w:r>
+    </w:p>
+    <w:p>
+      <w:pPr>
+        <w:shd w:val="clear" w:color="auto" w:fill="FFFFFF"/>
+        <w:rPr>
+          <w:rFonts w:ascii="Segoe UI" w:eastAsia="Times New Roman" w:hAnsi="Segoe UI" w:cs="Segoe UI"/>
+          <w:color w:val="000000" w:themeColor="text1"/>
+          <w:sz w:val="24"/>
+          <w:szCs w:val="24"/>
+          <w:lang w:bidi="hi-IN"/>
+        </w:rPr>
+      </w:pPr>
+      <w:r>
+        <w:rPr>
+          <w:rFonts w:ascii="Segoe UI" w:eastAsia="Times New Roman" w:hAnsi="Segoe UI" w:cs="Segoe UI"/>
+          <w:color w:val="000000" w:themeColor="text1"/>
+          <w:sz w:val="24"/>
+          <w:szCs w:val="24"/>
+          <w:lang w:bidi="hi-IN"/>
+        </w:rPr>
+        <w:t xml:space="preserve">Create a new table called 'playlists' for a music app like </w:t>
+      </w:r>
+      <w:proofErr w:type="spellStart"/>
+      <w:r>
+        <w:rPr>
+          <w:rFonts w:ascii="Segoe UI" w:eastAsia="Times New Roman" w:hAnsi="Segoe UI" w:cs="Segoe UI"/>
+          <w:color w:val="000000" w:themeColor="text1"/>
+          <w:sz w:val="24"/>
+          <w:szCs w:val="24"/>
+          <w:lang w:bidi="hi-IN"/>
+        </w:rPr>
+        <w:t>Spotify</w:t>
+      </w:r>
+      <w:proofErr w:type="spellEnd"/>
+      <w:r>
+        <w:rPr>
+          <w:rFonts w:ascii="Segoe UI" w:eastAsia="Times New Roman" w:hAnsi="Segoe UI" w:cs="Segoe UI"/>
+          <w:color w:val="000000" w:themeColor="text1"/>
+          <w:sz w:val="24"/>
+          <w:szCs w:val="24"/>
+          <w:lang w:bidi="hi-IN"/>
+        </w:rPr>
+        <w:t xml:space="preserve">, with columns: </w:t>
+      </w:r>
+      <w:proofErr w:type="spellStart"/>
+      <w:r>
+        <w:rPr>
+          <w:rFonts w:ascii="Segoe UI" w:eastAsia="Times New Roman" w:hAnsi="Segoe UI" w:cs="Segoe UI"/>
+          <w:color w:val="000000" w:themeColor="text1"/>
+          <w:sz w:val="24"/>
+          <w:szCs w:val="24"/>
+          <w:lang w:bidi="hi-IN"/>
+        </w:rPr>
+        <w:t>playlist_id</w:t>
+      </w:r>
+      <w:proofErr w:type="spellEnd"/>
+      <w:r>
+        <w:rPr>
+          <w:rFonts w:ascii="Segoe UI" w:eastAsia="Times New Roman" w:hAnsi="Segoe UI" w:cs="Segoe UI"/>
+          <w:color w:val="000000" w:themeColor="text1"/>
+          <w:sz w:val="24"/>
+          <w:szCs w:val="24"/>
+          <w:lang w:bidi="hi-IN"/>
+        </w:rPr>
+        <w:t xml:space="preserve"> (INT, primary key, auto-increment), title (</w:t>
+      </w:r>
+      <w:proofErr w:type="gramStart"/>
+      <w:r>
+        <w:rPr>
+          <w:rFonts w:ascii="Segoe UI" w:eastAsia="Times New Roman" w:hAnsi="Segoe UI" w:cs="Segoe UI"/>
+          <w:color w:val="000000" w:themeColor="text1"/>
+          <w:sz w:val="24"/>
+          <w:szCs w:val="24"/>
+          <w:lang w:bidi="hi-IN"/>
+        </w:rPr>
+        <w:t>VARCHAR(</w:t>
+      </w:r>
+      <w:proofErr w:type="gramEnd"/>
+      <w:r>
+        <w:rPr>
+          <w:rFonts w:ascii="Segoe UI" w:eastAsia="Times New Roman" w:hAnsi="Segoe UI" w:cs="Segoe UI"/>
+          <w:color w:val="000000" w:themeColor="text1"/>
+          <w:sz w:val="24"/>
+          <w:szCs w:val="24"/>
+          <w:lang w:bidi="hi-IN"/>
+        </w:rPr>
+        <w:t xml:space="preserve">50)), </w:t>
+      </w:r>
+      <w:proofErr w:type="spellStart"/>
+      <w:r>
+        <w:rPr>
+          <w:rFonts w:ascii="Segoe UI" w:eastAsia="Times New Roman" w:hAnsi="Segoe UI" w:cs="Segoe UI"/>
+          <w:color w:val="000000" w:themeColor="text1"/>
+          <w:sz w:val="24"/>
+          <w:szCs w:val="24"/>
+          <w:lang w:bidi="hi-IN"/>
+        </w:rPr>
+        <w:t>created_by</w:t>
+      </w:r>
+      <w:proofErr w:type="spellEnd"/>
+      <w:r>
+        <w:rPr>
+          <w:rFonts w:ascii="Segoe UI" w:eastAsia="Times New Roman" w:hAnsi="Segoe UI" w:cs="Segoe UI"/>
+          <w:color w:val="000000" w:themeColor="text1"/>
+          <w:sz w:val="24"/>
+          <w:szCs w:val="24"/>
+          <w:lang w:bidi="hi-IN"/>
+        </w:rPr>
+        <w:t xml:space="preserve"> (VARCHAR(50)), and </w:t>
+      </w:r>
+      <w:proofErr w:type="spellStart"/>
+      <w:r>
+        <w:rPr>
+          <w:rFonts w:ascii="Segoe UI" w:eastAsia="Times New Roman" w:hAnsi="Segoe UI" w:cs="Segoe UI"/>
+          <w:color w:val="000000" w:themeColor="text1"/>
+          <w:sz w:val="24"/>
+          <w:szCs w:val="24"/>
+          <w:lang w:bidi="hi-IN"/>
+        </w:rPr>
+        <w:t>created_at</w:t>
+      </w:r>
+      <w:proofErr w:type="spellEnd"/>
+      <w:r>
+        <w:rPr>
+          <w:rFonts w:ascii="Segoe UI" w:eastAsia="Times New Roman" w:hAnsi="Segoe UI" w:cs="Segoe UI"/>
+          <w:color w:val="000000" w:themeColor="text1"/>
+          <w:sz w:val="24"/>
+          <w:szCs w:val="24"/>
+          <w:lang w:bidi="hi-IN"/>
+        </w:rPr>
+        <w:t xml:space="preserve"> (DATE).</w:t>
+      </w:r>
+    </w:p>
+    <w:p>
+      <w:pPr>
+        <w:rPr>
+          <w:b/>
+          <w:bCs/>
+          <w:sz w:val="28"/>
+          <w:szCs w:val="28"/>
+        </w:rPr>
+      </w:pPr>
+      <w:r>
+        <w:rPr>
+          <w:b/>
+          <w:bCs/>
+          <w:sz w:val="28"/>
+          <w:szCs w:val="28"/>
+        </w:rPr>
+        <w:t>Query:-</w:t>
+      </w:r>
+    </w:p>
+    <w:p>
       <w:r>
         <w:t>CREATE TABLE playlists (</w:t>
       </w:r>
@@ -264,8 +726,6 @@
       <w:r>
         <w:t xml:space="preserve"> VARCHAR(50),</w:t>
       </w:r>
-      <w:bookmarkStart w:id="0" w:name="_GoBack"/>
-      <w:bookmarkEnd w:id="0"/>
     </w:p>
     <w:p>
       <w:r>
@@ -288,7 +748,30 @@
       </w:r>
     </w:p>
     <w:p>
-      <w:r>
+      <w:pPr>
+        <w:rPr>
+          <w:b/>
+          <w:bCs/>
+          <w:sz w:val="28"/>
+          <w:szCs w:val="28"/>
+        </w:rPr>
+      </w:pPr>
+      <w:r>
+        <w:rPr>
+          <w:b/>
+          <w:bCs/>
+          <w:sz w:val="28"/>
+          <w:szCs w:val="28"/>
+        </w:rPr>
+        <w:t>Output:-</w:t>
+      </w:r>
+    </w:p>
+    <w:p>
+      <w:r>
+        <w:rPr>
+          <w:noProof/>
+          <w:lang w:eastAsia="en-IN" w:bidi="hi-IN"/>
+        </w:rPr>
         <w:drawing>
           <wp:inline distT="0" distB="0" distL="0" distR="0" wp14:anchorId="25F3A87A" wp14:editId="0622D728">
             <wp:extent cx="1952898" cy="581106"/>
@@ -757,6 +1240,11 @@
     <w:semiHidden/>
     <w:unhideWhenUsed/>
   </w:style>
+  <w:style w:type="character" w:customStyle="1" w:styleId="fw-semibold">
+    <w:name w:val="fw-semibold"/>
+    <w:basedOn w:val="DefaultParagraphFont"/>
+    <w:rsid w:val="000E49BB"/>
+  </w:style>
 </w:styles>
 </file>
 
